--- a/docs/重构文档/官方文档/重构文档.docx
+++ b/docs/重构文档/官方文档/重构文档.docx
@@ -2630,6 +2630,7 @@
           <w:lang w:val="en-US" w:eastAsia="zh-CN"/>
         </w:rPr>
       </w:pPr>
+      <w:bookmarkStart w:id="0" w:name="_GoBack"/>
       <w:r>
         <w:rPr>
           <w:rFonts w:hint="default" w:eastAsiaTheme="minorEastAsia"/>
@@ -2673,6 +2674,7 @@
           </wp:inline>
         </w:drawing>
       </w:r>
+      <w:bookmarkEnd w:id="0"/>
     </w:p>
     <w:p>
       <w:pPr>
@@ -3136,8 +3138,6 @@
           <w:lang w:val="en-US" w:eastAsia="zh-CN"/>
         </w:rPr>
       </w:pPr>
-      <w:bookmarkStart w:id="0" w:name="_GoBack"/>
-      <w:bookmarkEnd w:id="0"/>
     </w:p>
     <w:p>
       <w:pPr>
